--- a/packages/document-engine/templates/3.1_cover_own_instructions.docx
+++ b/packages/document-engine/templates/3.1_cover_own_instructions.docx
@@ -543,7 +543,7 @@
   <w:docDefaults>
     <w:rPrDefault>
       <w:rPr>
-        <w:rFonts w:ascii="Liberation Serif" w:hAnsi="Liberation Serif" w:eastAsia="Noto Serif CJK SC" w:cs="Noto Sans Devanagari"/>
+        <w:rFonts w:ascii="Arial" w:hAnsi="Arial" w:eastAsia="Arial" w:cs="Arial"/>
         <w:kern w:val="2"/>
         <w:sz w:val="24"/>
         <w:szCs w:val="24"/>
@@ -565,7 +565,7 @@
       <w:bidi w:val="0"/>
     </w:pPr>
     <w:rPr>
-      <w:rFonts w:ascii="Liberation Serif" w:hAnsi="Liberation Serif" w:eastAsia="Noto Serif CJK SC" w:cs="Noto Sans Devanagari"/>
+      <w:rFonts w:ascii="Arial" w:hAnsi="Arial" w:eastAsia="Arial" w:cs="Arial"/>
       <w:color w:val="auto"/>
       <w:kern w:val="2"/>
       <w:sz w:val="24"/>
@@ -583,7 +583,7 @@
       <w:spacing w:before="240" w:after="120"/>
     </w:pPr>
     <w:rPr>
-      <w:rFonts w:ascii="Liberation Sans" w:hAnsi="Liberation Sans" w:eastAsia="Noto Sans CJK SC" w:cs="Noto Sans Devanagari"/>
+      <w:rFonts w:ascii="Arial" w:hAnsi="Arial" w:eastAsia="Arial" w:cs="Arial"/>
       <w:sz w:val="28"/>
       <w:szCs w:val="28"/>
     </w:rPr>
@@ -601,7 +601,7 @@
     <w:basedOn w:val="BodyText"/>
     <w:pPr/>
     <w:rPr>
-      <w:rFonts w:cs="Noto Sans Devanagari"/>
+      <w:rFonts w:cs="Arial"/>
     </w:rPr>
   </w:style>
   <w:style w:type="paragraph" w:styleId="Caption">
@@ -613,7 +613,7 @@
       <w:spacing w:before="120" w:after="120"/>
     </w:pPr>
     <w:rPr>
-      <w:rFonts w:cs="Noto Sans Devanagari"/>
+      <w:rFonts w:cs="Arial"/>
       <w:i/>
       <w:iCs/>
       <w:sz w:val="24"/>
@@ -628,7 +628,7 @@
       <w:suppressLineNumbers/>
     </w:pPr>
     <w:rPr>
-      <w:rFonts w:cs="Noto Sans Devanagari"/>
+      <w:rFonts w:cs="Arial"/>
     </w:rPr>
   </w:style>
   <w:style w:type="paragraph" w:styleId="TableContents">

--- a/packages/document-engine/templates/3.1_cover_own_instructions.docx
+++ b/packages/document-engine/templates/3.1_cover_own_instructions.docx
@@ -521,6 +521,7 @@
         <w:b w:val="false"/>
         <w:color w:val="7A7A7A"/>
         <w:sz w:val="15"/>
+        <w:szCs w:val="15"/>
         <w:lang w:val="ro-RO"/>
       </w:rPr>
     </w:pPr>
@@ -530,6 +531,7 @@
         <w:b w:val="false"/>
         <w:color w:val="7A7A7A"/>
         <w:sz w:val="15"/>
+        <w:szCs w:val="15"/>
         <w:lang w:val="ro-RO"/>
       </w:rPr>
       <w:t>{{#branding}}Document generat cu SSM Ușor · ssmusor.ro{{/branding}}</w:t>

--- a/packages/document-engine/templates/3.1_cover_own_instructions.docx
+++ b/packages/document-engine/templates/3.1_cover_own_instructions.docx
@@ -7,7 +7,7 @@
         <w:pStyle w:val="Normal"/>
         <w:keepNext w:val="false"/>
         <w:bidi w:val="0"/>
-        <w:spacing w:before="0" w:after="0"/>
+        <w:spacing w:lineRule="auto" w:line="240" w:before="0" w:after="0"/>
         <w:ind w:hanging="0" w:left="0"/>
         <w:jc w:val="center"/>
         <w:rPr>
@@ -34,7 +34,7 @@
         <w:pStyle w:val="Normal"/>
         <w:keepNext w:val="false"/>
         <w:bidi w:val="0"/>
-        <w:spacing w:before="1800" w:after="0"/>
+        <w:spacing w:lineRule="auto" w:line="240" w:before="1800" w:after="0"/>
         <w:ind w:hanging="0" w:left="0"/>
         <w:jc w:val="center"/>
         <w:rPr>
@@ -61,7 +61,7 @@
         <w:pStyle w:val="Normal"/>
         <w:keepNext w:val="true"/>
         <w:bidi w:val="0"/>
-        <w:spacing w:before="720" w:after="240"/>
+        <w:spacing w:lineRule="auto" w:line="240" w:before="720" w:after="240"/>
         <w:ind w:hanging="0" w:left="0"/>
         <w:jc w:val="center"/>
         <w:rPr>
@@ -88,7 +88,7 @@
         <w:pStyle w:val="Normal"/>
         <w:keepNext w:val="true"/>
         <w:bidi w:val="0"/>
-        <w:spacing w:before="0" w:after="120"/>
+        <w:spacing w:lineRule="auto" w:line="240" w:before="0" w:after="120"/>
         <w:ind w:hanging="0" w:left="0"/>
         <w:jc w:val="center"/>
         <w:rPr>
@@ -115,7 +115,7 @@
         <w:pStyle w:val="Normal"/>
         <w:keepNext w:val="false"/>
         <w:bidi w:val="0"/>
-        <w:spacing w:before="0" w:after="0"/>
+        <w:spacing w:lineRule="auto" w:line="240" w:before="0" w:after="0"/>
         <w:ind w:hanging="0" w:left="0"/>
         <w:jc w:val="center"/>
         <w:rPr>
@@ -142,7 +142,7 @@
         <w:pStyle w:val="Normal"/>
         <w:keepNext w:val="true"/>
         <w:bidi w:val="0"/>
-        <w:spacing w:before="1440" w:after="120"/>
+        <w:spacing w:lineRule="auto" w:line="240" w:before="2271" w:after="120"/>
         <w:ind w:hanging="0" w:left="0"/>
         <w:jc w:val="center"/>
         <w:rPr>
@@ -182,9 +182,7 @@
         <w:gridCol w:w="4678"/>
       </w:tblGrid>
       <w:tr>
-        <w:trPr>
-          <w:cantSplit/>
-        </w:trPr>
+        <w:trPr/>
         <w:tc>
           <w:tcPr>
             <w:tcW w:w="4677" w:type="dxa"/>
@@ -192,10 +190,10 @@
           </w:tcPr>
           <w:p>
             <w:pPr>
-              <w:pStyle w:val="TableContents"/>
-              <w:keepNext w:val="false"/>
-              <w:bidi w:val="0"/>
-              <w:spacing w:before="0" w:after="0"/>
+              <w:pStyle w:val="TableHeading"/>
+              <w:keepNext w:val="true"/>
+              <w:bidi w:val="0"/>
+              <w:spacing w:lineRule="auto" w:line="240" w:before="0" w:after="0"/>
               <w:ind w:hanging="0" w:left="0"/>
               <w:jc w:val="center"/>
               <w:rPr>
@@ -219,10 +217,10 @@
           </w:p>
           <w:p>
             <w:pPr>
-              <w:pStyle w:val="TableContents"/>
-              <w:keepNext w:val="false"/>
-              <w:bidi w:val="0"/>
-              <w:spacing w:before="0" w:after="0"/>
+              <w:pStyle w:val="TableHeading"/>
+              <w:keepNext w:val="false"/>
+              <w:bidi w:val="0"/>
+              <w:spacing w:lineRule="auto" w:line="240" w:before="0" w:after="0"/>
               <w:ind w:hanging="0" w:left="0"/>
               <w:jc w:val="center"/>
               <w:rPr>
@@ -246,10 +244,10 @@
           </w:p>
           <w:p>
             <w:pPr>
-              <w:pStyle w:val="TableContents"/>
-              <w:keepNext w:val="false"/>
-              <w:bidi w:val="0"/>
-              <w:spacing w:before="0" w:after="0"/>
+              <w:pStyle w:val="TableHeading"/>
+              <w:keepNext w:val="false"/>
+              <w:bidi w:val="0"/>
+              <w:spacing w:lineRule="auto" w:line="240" w:before="0" w:after="0"/>
               <w:ind w:hanging="0" w:left="0"/>
               <w:jc w:val="center"/>
               <w:rPr>
@@ -273,10 +271,10 @@
           </w:p>
           <w:p>
             <w:pPr>
-              <w:pStyle w:val="TableContents"/>
-              <w:keepNext w:val="false"/>
-              <w:bidi w:val="0"/>
-              <w:spacing w:before="840" w:after="0"/>
+              <w:pStyle w:val="TableHeading"/>
+              <w:keepNext w:val="false"/>
+              <w:bidi w:val="0"/>
+              <w:spacing w:lineRule="auto" w:line="240" w:before="840" w:after="0"/>
               <w:ind w:hanging="0" w:left="0"/>
               <w:jc w:val="center"/>
               <w:rPr>
@@ -300,10 +298,10 @@
           </w:p>
           <w:p>
             <w:pPr>
-              <w:pStyle w:val="TableContents"/>
-              <w:keepNext w:val="false"/>
-              <w:bidi w:val="0"/>
-              <w:spacing w:before="0" w:after="0"/>
+              <w:pStyle w:val="TableHeading"/>
+              <w:keepNext w:val="false"/>
+              <w:bidi w:val="0"/>
+              <w:spacing w:lineRule="auto" w:line="240" w:before="0" w:after="0"/>
               <w:ind w:hanging="0" w:left="0"/>
               <w:jc w:val="center"/>
               <w:rPr>
@@ -333,137 +331,206 @@
           </w:tcPr>
           <w:p>
             <w:pPr>
+              <w:pStyle w:val="TableHeading"/>
+              <w:keepNext w:val="false"/>
+              <w:bidi w:val="0"/>
+              <w:spacing w:lineRule="auto" w:line="240" w:before="0" w:after="0"/>
+              <w:ind w:hanging="0" w:left="0"/>
+              <w:jc w:val="center"/>
+              <w:rPr>
+                <w:rFonts w:ascii="Arial" w:hAnsi="Arial" w:eastAsia="Arial" w:cs="Arial"/>
+                <w:b w:val="false"/>
+                <w:i w:val="false"/>
+                <w:sz w:val="20"/>
+                <w:lang w:val="ro-RO"/>
+              </w:rPr>
+            </w:pPr>
+            <w:r>
+              <w:rPr>
+                <w:rFonts w:eastAsia="Arial" w:cs="Arial" w:ascii="Arial" w:hAnsi="Arial"/>
+                <w:b w:val="false"/>
+                <w:i w:val="false"/>
+                <w:sz w:val="20"/>
+                <w:lang w:val="ro-RO"/>
+              </w:rPr>
+              <w:t>Am întocmit documentul</w:t>
+            </w:r>
+          </w:p>
+          <w:p>
+            <w:pPr>
+              <w:pStyle w:val="TableHeading"/>
+              <w:keepNext w:val="false"/>
+              <w:bidi w:val="0"/>
+              <w:spacing w:lineRule="auto" w:line="240" w:before="0" w:after="0"/>
+              <w:ind w:hanging="0" w:left="0"/>
+              <w:jc w:val="center"/>
+              <w:rPr>
+                <w:rFonts w:ascii="Arial" w:hAnsi="Arial" w:eastAsia="Arial" w:cs="Arial"/>
+                <w:b w:val="false"/>
+                <w:i w:val="false"/>
+                <w:sz w:val="20"/>
+                <w:lang w:val="ro-RO"/>
+              </w:rPr>
+            </w:pPr>
+            <w:r>
+              <w:rPr>
+                <w:rFonts w:eastAsia="Arial" w:cs="Arial" w:ascii="Arial" w:hAnsi="Arial"/>
+                <w:b w:val="false"/>
+                <w:i w:val="false"/>
+                <w:sz w:val="20"/>
+                <w:lang w:val="ro-RO"/>
+              </w:rPr>
+              <w:t>Am informat angajatorul</w:t>
+            </w:r>
+          </w:p>
+          <w:p>
+            <w:pPr>
+              <w:pStyle w:val="TableHeading"/>
+              <w:keepNext w:val="false"/>
+              <w:bidi w:val="0"/>
+              <w:spacing w:lineRule="auto" w:line="240" w:before="0" w:after="0"/>
+              <w:ind w:hanging="0" w:left="0"/>
+              <w:jc w:val="center"/>
+              <w:rPr>
+                <w:rFonts w:ascii="Arial" w:hAnsi="Arial" w:eastAsia="Arial" w:cs="Arial"/>
+                <w:b w:val="false"/>
+                <w:i w:val="false"/>
+                <w:sz w:val="20"/>
+                <w:lang w:val="ro-RO"/>
+              </w:rPr>
+            </w:pPr>
+            <w:r>
+              <w:rPr>
+                <w:rFonts w:eastAsia="Arial" w:cs="Arial" w:ascii="Arial" w:hAnsi="Arial"/>
+                <w:b w:val="false"/>
+                <w:i w:val="false"/>
+                <w:sz w:val="20"/>
+                <w:lang w:val="ro-RO"/>
+              </w:rPr>
+              <w:t>Am predat un exemplar</w:t>
+            </w:r>
+          </w:p>
+          <w:p>
+            <w:pPr>
+              <w:pStyle w:val="TableHeading"/>
+              <w:keepNext w:val="false"/>
+              <w:bidi w:val="0"/>
+              <w:spacing w:lineRule="auto" w:line="240" w:before="840" w:after="0"/>
+              <w:ind w:hanging="0" w:left="0"/>
+              <w:jc w:val="center"/>
+              <w:rPr>
+                <w:rFonts w:ascii="Arial" w:hAnsi="Arial" w:eastAsia="Arial" w:cs="Arial"/>
+                <w:b/>
+                <w:i w:val="false"/>
+                <w:sz w:val="20"/>
+                <w:lang w:val="ro-RO"/>
+              </w:rPr>
+            </w:pPr>
+            <w:r>
+              <w:rPr>
+                <w:rFonts w:eastAsia="Arial" w:cs="Arial" w:ascii="Arial" w:hAnsi="Arial"/>
+                <w:b/>
+                <w:i w:val="false"/>
+                <w:sz w:val="20"/>
+                <w:lang w:val="ro-RO"/>
+              </w:rPr>
+              <w:t>{{provider.representativeName}}</w:t>
+            </w:r>
+          </w:p>
+          <w:p>
+            <w:pPr>
+              <w:pStyle w:val="TableHeading"/>
+              <w:keepNext w:val="false"/>
+              <w:bidi w:val="0"/>
+              <w:spacing w:lineRule="auto" w:line="240" w:before="0" w:after="0"/>
+              <w:ind w:hanging="0" w:left="0"/>
+              <w:jc w:val="center"/>
+              <w:rPr>
+                <w:rFonts w:ascii="Arial" w:hAnsi="Arial" w:eastAsia="Arial" w:cs="Arial"/>
+                <w:b w:val="false"/>
+                <w:i w:val="false"/>
+                <w:sz w:val="20"/>
+                <w:lang w:val="ro-RO"/>
+              </w:rPr>
+            </w:pPr>
+            <w:r>
+              <w:rPr>
+                <w:rFonts w:eastAsia="Arial" w:cs="Arial" w:ascii="Arial" w:hAnsi="Arial"/>
+                <w:b w:val="false"/>
+                <w:i w:val="false"/>
+                <w:sz w:val="20"/>
+                <w:lang w:val="ro-RO"/>
+              </w:rPr>
+              <w:t>{{provider.representativeRole}} al {{provider.legalName}}</w:t>
+            </w:r>
+          </w:p>
+        </w:tc>
+      </w:tr>
+      <w:tr>
+        <w:trPr/>
+        <w:tc>
+          <w:tcPr>
+            <w:tcW w:w="4677" w:type="dxa"/>
+            <w:tcBorders/>
+          </w:tcPr>
+          <w:p>
+            <w:pPr>
               <w:pStyle w:val="TableContents"/>
               <w:keepNext w:val="false"/>
               <w:bidi w:val="0"/>
-              <w:spacing w:before="0" w:after="0"/>
-              <w:ind w:hanging="0" w:left="0"/>
-              <w:jc w:val="center"/>
-              <w:rPr>
-                <w:rFonts w:ascii="Arial" w:hAnsi="Arial" w:eastAsia="Arial" w:cs="Arial"/>
-                <w:b w:val="false"/>
-                <w:i w:val="false"/>
-                <w:sz w:val="20"/>
-                <w:lang w:val="ro-RO"/>
-              </w:rPr>
-            </w:pPr>
-            <w:r>
-              <w:rPr>
-                <w:rFonts w:eastAsia="Arial" w:cs="Arial" w:ascii="Arial" w:hAnsi="Arial"/>
-                <w:b w:val="false"/>
-                <w:i w:val="false"/>
-                <w:sz w:val="20"/>
-                <w:lang w:val="ro-RO"/>
-              </w:rPr>
-              <w:t>Am întocmit documentul</w:t>
-            </w:r>
-          </w:p>
+              <w:spacing w:lineRule="auto" w:line="240" w:before="240" w:after="0"/>
+              <w:ind w:hanging="0" w:left="0"/>
+              <w:jc w:val="center"/>
+              <w:rPr>
+                <w:rFonts w:ascii="Arial" w:hAnsi="Arial" w:eastAsia="Arial" w:cs="Arial"/>
+                <w:b w:val="false"/>
+                <w:i w:val="false"/>
+                <w:sz w:val="20"/>
+                <w:lang w:val="ro-RO"/>
+              </w:rPr>
+            </w:pPr>
+            <w:r>
+              <w:rPr>
+                <w:rFonts w:eastAsia="Arial" w:cs="Arial" w:ascii="Arial" w:hAnsi="Arial"/>
+                <w:b w:val="false"/>
+                <w:i w:val="false"/>
+                <w:sz w:val="20"/>
+                <w:lang w:val="ro-RO"/>
+              </w:rPr>
+              <w:t>Data: ____________________</w:t>
+            </w:r>
+          </w:p>
+        </w:tc>
+        <w:tc>
+          <w:tcPr>
+            <w:tcW w:w="4678" w:type="dxa"/>
+            <w:tcBorders/>
+          </w:tcPr>
           <w:p>
             <w:pPr>
               <w:pStyle w:val="TableContents"/>
               <w:keepNext w:val="false"/>
               <w:bidi w:val="0"/>
-              <w:spacing w:before="0" w:after="0"/>
-              <w:ind w:hanging="0" w:left="0"/>
-              <w:jc w:val="center"/>
-              <w:rPr>
-                <w:rFonts w:ascii="Arial" w:hAnsi="Arial" w:eastAsia="Arial" w:cs="Arial"/>
-                <w:b w:val="false"/>
-                <w:i w:val="false"/>
-                <w:sz w:val="20"/>
-                <w:lang w:val="ro-RO"/>
-              </w:rPr>
-            </w:pPr>
-            <w:r>
-              <w:rPr>
-                <w:rFonts w:eastAsia="Arial" w:cs="Arial" w:ascii="Arial" w:hAnsi="Arial"/>
-                <w:b w:val="false"/>
-                <w:i w:val="false"/>
-                <w:sz w:val="20"/>
-                <w:lang w:val="ro-RO"/>
-              </w:rPr>
-              <w:t>Am informat angajatorul</w:t>
-            </w:r>
-          </w:p>
-          <w:p>
-            <w:pPr>
-              <w:pStyle w:val="TableContents"/>
-              <w:keepNext w:val="false"/>
-              <w:bidi w:val="0"/>
-              <w:spacing w:before="0" w:after="0"/>
-              <w:ind w:hanging="0" w:left="0"/>
-              <w:jc w:val="center"/>
-              <w:rPr>
-                <w:rFonts w:ascii="Arial" w:hAnsi="Arial" w:eastAsia="Arial" w:cs="Arial"/>
-                <w:b w:val="false"/>
-                <w:i w:val="false"/>
-                <w:sz w:val="20"/>
-                <w:lang w:val="ro-RO"/>
-              </w:rPr>
-            </w:pPr>
-            <w:r>
-              <w:rPr>
-                <w:rFonts w:eastAsia="Arial" w:cs="Arial" w:ascii="Arial" w:hAnsi="Arial"/>
-                <w:b w:val="false"/>
-                <w:i w:val="false"/>
-                <w:sz w:val="20"/>
-                <w:lang w:val="ro-RO"/>
-              </w:rPr>
-              <w:t>Am predat un exemplar</w:t>
-            </w:r>
-          </w:p>
-          <w:p>
-            <w:pPr>
-              <w:pStyle w:val="TableContents"/>
-              <w:keepNext w:val="false"/>
-              <w:bidi w:val="0"/>
-              <w:spacing w:before="840" w:after="0"/>
-              <w:ind w:hanging="0" w:left="0"/>
-              <w:jc w:val="center"/>
-              <w:rPr>
-                <w:rFonts w:ascii="Arial" w:hAnsi="Arial" w:eastAsia="Arial" w:cs="Arial"/>
-                <w:b/>
-                <w:i w:val="false"/>
-                <w:sz w:val="20"/>
-                <w:lang w:val="ro-RO"/>
-              </w:rPr>
-            </w:pPr>
-            <w:r>
-              <w:rPr>
-                <w:rFonts w:eastAsia="Arial" w:cs="Arial" w:ascii="Arial" w:hAnsi="Arial"/>
-                <w:b/>
-                <w:i w:val="false"/>
-                <w:sz w:val="20"/>
-                <w:lang w:val="ro-RO"/>
-              </w:rPr>
-              <w:t>{{provider.representativeName}}</w:t>
-            </w:r>
-          </w:p>
-          <w:p>
-            <w:pPr>
-              <w:pStyle w:val="TableContents"/>
-              <w:keepNext w:val="false"/>
-              <w:bidi w:val="0"/>
-              <w:spacing w:before="0" w:after="0"/>
-              <w:ind w:hanging="0" w:left="0"/>
-              <w:jc w:val="center"/>
-              <w:rPr>
-                <w:rFonts w:ascii="Arial" w:hAnsi="Arial" w:eastAsia="Arial" w:cs="Arial"/>
-                <w:b w:val="false"/>
-                <w:i w:val="false"/>
-                <w:sz w:val="20"/>
-                <w:lang w:val="ro-RO"/>
-              </w:rPr>
-            </w:pPr>
-            <w:r>
-              <w:rPr>
-                <w:rFonts w:eastAsia="Arial" w:cs="Arial" w:ascii="Arial" w:hAnsi="Arial"/>
-                <w:b w:val="false"/>
-                <w:i w:val="false"/>
-                <w:sz w:val="20"/>
-                <w:lang w:val="ro-RO"/>
-              </w:rPr>
-              <w:t>{{provider.representativeRole}} al {{provider.legalName}}</w:t>
+              <w:spacing w:lineRule="auto" w:line="240" w:before="240" w:after="0"/>
+              <w:ind w:hanging="0" w:left="0"/>
+              <w:jc w:val="center"/>
+              <w:rPr>
+                <w:rFonts w:ascii="Arial" w:hAnsi="Arial" w:eastAsia="Arial" w:cs="Arial"/>
+                <w:b w:val="false"/>
+                <w:i w:val="false"/>
+                <w:sz w:val="20"/>
+                <w:lang w:val="ro-RO"/>
+              </w:rPr>
+            </w:pPr>
+            <w:r>
+              <w:rPr>
+                <w:rFonts w:eastAsia="Arial" w:cs="Arial" w:ascii="Arial" w:hAnsi="Arial"/>
+                <w:b w:val="false"/>
+                <w:i w:val="false"/>
+                <w:sz w:val="20"/>
+                <w:lang w:val="ro-RO"/>
+              </w:rPr>
+              <w:t>Data: ____________________</w:t>
             </w:r>
           </w:p>
         </w:tc>
@@ -473,7 +540,7 @@
       <w:pPr>
         <w:pStyle w:val="Normal"/>
         <w:bidi w:val="0"/>
-        <w:spacing w:before="0" w:after="0"/>
+        <w:spacing w:lineRule="auto" w:line="240" w:before="0" w:after="0"/>
         <w:ind w:hanging="0" w:left="0"/>
         <w:jc w:val="center"/>
         <w:rPr>
@@ -642,6 +709,19 @@
       <w:suppressLineNumbers/>
     </w:pPr>
     <w:rPr/>
+  </w:style>
+  <w:style w:type="paragraph" w:styleId="TableHeading">
+    <w:name w:val="Table Heading"/>
+    <w:basedOn w:val="TableContents"/>
+    <w:qFormat/>
+    <w:pPr>
+      <w:suppressLineNumbers/>
+      <w:jc w:val="center"/>
+    </w:pPr>
+    <w:rPr>
+      <w:b/>
+      <w:bCs/>
+    </w:rPr>
   </w:style>
   <w:style w:type="paragraph" w:styleId="HeaderandFooter">
     <w:name w:val="Header and Footer"/>

--- a/packages/document-engine/templates/3.1_cover_own_instructions.docx
+++ b/packages/document-engine/templates/3.1_cover_own_instructions.docx
@@ -161,7 +161,7 @@
           <w:sz w:val="20"/>
           <w:lang w:val="ro-RO"/>
         </w:rPr>
-        <w:t>PERSOANE IMPLICATE ÎN PROCESUL DE PREDARE / PRIMIRE A DOCUMENTULUI</w:t>
+        <w:t>PERSOANE IMPLICATE ÎN PROCESUL DE PREDARE-PRIMIRE A DOCUMENTULUI</w:t>
       </w:r>
     </w:p>
     <w:tbl>
@@ -212,7 +212,7 @@
                 <w:sz w:val="20"/>
                 <w:lang w:val="ro-RO"/>
               </w:rPr>
-              <w:t>Am luat la cunoștință</w:t>
+              <w:t>Am luat cunoștință</w:t>
             </w:r>
           </w:p>
           <w:p>
